--- a/게임탐구/유즈맵에 대해서~스타크래프트,오버워치.docx
+++ b/게임탐구/유즈맵에 대해서~스타크래프트,오버워치.docx
@@ -166,11 +166,6 @@
       </w:r>
     </w:p>
     <w:p>
-      <w:pPr>
-        <w:rPr>
-          <w:rFonts w:hint="eastAsia"/>
-        </w:rPr>
-      </w:pPr>
       <w:r>
         <w:rPr>
           <w:rFonts w:hint="eastAsia"/>
@@ -180,11 +175,6 @@
       </w:r>
     </w:p>
     <w:p>
-      <w:pPr>
-        <w:rPr>
-          <w:rFonts w:hint="eastAsia"/>
-        </w:rPr>
-      </w:pPr>
       <w:r>
         <w:rPr>
           <w:rFonts w:hint="eastAsia"/>
@@ -288,16 +278,11 @@
       </w:r>
     </w:p>
     <w:p>
-      <w:pPr>
-        <w:rPr>
-          <w:rFonts w:hint="eastAsia"/>
-        </w:rPr>
-      </w:pPr>
-      <w:r>
-        <w:rPr>
-          <w:rFonts w:hint="eastAsia"/>
-        </w:rPr>
-        <w:t xml:space="preserve"> </w:t>
+      <w:r>
+        <w:rPr>
+          <w:rFonts w:hint="eastAsia"/>
+        </w:rPr>
+        <w:t xml:space="preserve"> 스타크래프트에서 가장 </w:t>
       </w:r>
     </w:p>
     <w:p/>
@@ -310,9 +295,6 @@
           <w:numId w:val="1"/>
         </w:numPr>
         <w:ind w:leftChars="0"/>
-        <w:rPr>
-          <w:rFonts w:hint="eastAsia"/>
-        </w:rPr>
       </w:pPr>
       <w:proofErr w:type="spellStart"/>
       <w:r>
@@ -325,6 +307,702 @@
     </w:p>
     <w:p/>
     <w:p/>
+    <w:p>
+      <w:pPr>
+        <w:pStyle w:val="a5"/>
+        <w:numPr>
+          <w:ilvl w:val="0"/>
+          <w:numId w:val="1"/>
+        </w:numPr>
+        <w:ind w:leftChars="0"/>
+      </w:pPr>
+      <w:r>
+        <w:rPr>
+          <w:rFonts w:hint="eastAsia"/>
+        </w:rPr>
+        <w:t xml:space="preserve">어째서 </w:t>
+      </w:r>
+      <w:proofErr w:type="spellStart"/>
+      <w:r>
+        <w:rPr>
+          <w:rFonts w:hint="eastAsia"/>
+        </w:rPr>
+        <w:t>유즈맵이</w:t>
+      </w:r>
+      <w:proofErr w:type="spellEnd"/>
+      <w:r>
+        <w:rPr>
+          <w:rFonts w:hint="eastAsia"/>
+        </w:rPr>
+        <w:t xml:space="preserve"> 더 인기가 </w:t>
+      </w:r>
+      <w:proofErr w:type="spellStart"/>
+      <w:r>
+        <w:rPr>
+          <w:rFonts w:hint="eastAsia"/>
+        </w:rPr>
+        <w:t>많을가</w:t>
+      </w:r>
+      <w:proofErr w:type="spellEnd"/>
+    </w:p>
+    <w:p>
+      <w:r>
+        <w:rPr>
+          <w:rFonts w:hint="eastAsia"/>
+        </w:rPr>
+        <w:t xml:space="preserve"> 일반적으로 개인 </w:t>
+      </w:r>
+      <w:proofErr w:type="spellStart"/>
+      <w:r>
+        <w:rPr>
+          <w:rFonts w:hint="eastAsia"/>
+        </w:rPr>
+        <w:t>유즈맵</w:t>
+      </w:r>
+      <w:proofErr w:type="spellEnd"/>
+      <w:r>
+        <w:rPr>
+          <w:rFonts w:hint="eastAsia"/>
+        </w:rPr>
+        <w:t xml:space="preserve"> 개발자와 원래 게임 개발자의 경우에는 사용가능한 리소스와 실력 측면에서 큰 차이가 나며, </w:t>
+      </w:r>
+      <w:r>
+        <w:rPr>
+          <w:rFonts w:hint="eastAsia"/>
+        </w:rPr>
+        <w:t xml:space="preserve">게임 개발자가 좀 더 우수할 것이다. </w:t>
+      </w:r>
+    </w:p>
+    <w:p>
+      <w:pPr>
+        <w:pStyle w:val="a5"/>
+        <w:numPr>
+          <w:ilvl w:val="0"/>
+          <w:numId w:val="4"/>
+        </w:numPr>
+        <w:ind w:leftChars="0"/>
+      </w:pPr>
+      <w:r>
+        <w:rPr>
+          <w:rFonts w:hint="eastAsia"/>
+        </w:rPr>
+        <w:t>하면 안</w:t>
+      </w:r>
+      <w:r>
+        <w:rPr>
+          <w:rFonts w:hint="eastAsia"/>
+        </w:rPr>
+        <w:t xml:space="preserve"> </w:t>
+      </w:r>
+      <w:r>
+        <w:rPr>
+          <w:rFonts w:hint="eastAsia"/>
+        </w:rPr>
+        <w:t>되는 것의 부재</w:t>
+      </w:r>
+      <w:r>
+        <w:rPr>
+          <w:rFonts w:hint="eastAsia"/>
+        </w:rPr>
+        <w:t>(리스크)</w:t>
+      </w:r>
+    </w:p>
+    <w:p>
+      <w:pPr>
+        <w:rPr>
+          <w:rFonts w:hint="eastAsia"/>
+        </w:rPr>
+      </w:pPr>
+      <w:r>
+        <w:rPr>
+          <w:rFonts w:hint="eastAsia"/>
+        </w:rPr>
+        <w:t xml:space="preserve"> 개인 개발자의 경우에는 뭔가를 만들고 싶으면 그냥 만들고 아니면 없애면 된다. 허나 실제 게임의 경우에는 그럴 수 없다. 기획자가 우선 기획을 하고 그 이후 여러 심의를 거친 뒤에 개발이 진행될 것이다. 그렇기에 굉장히 과감한 선택, 지속 가능성이 떨어지거나, 일반적인 상식에서 도입되지 않을 법한 경우들은 애당초에 잔가지 치듯이 사라지고 난 뒤라는 것이다. </w:t>
+      </w:r>
+    </w:p>
+    <w:p>
+      <w:pPr>
+        <w:pStyle w:val="a5"/>
+        <w:numPr>
+          <w:ilvl w:val="0"/>
+          <w:numId w:val="4"/>
+        </w:numPr>
+        <w:ind w:leftChars="0"/>
+      </w:pPr>
+      <w:r>
+        <w:rPr>
+          <w:rFonts w:hint="eastAsia"/>
+        </w:rPr>
+        <w:t>개인에 의한 빠른 피드백</w:t>
+      </w:r>
+    </w:p>
+    <w:p>
+      <w:r>
+        <w:rPr>
+          <w:rFonts w:hint="eastAsia"/>
+        </w:rPr>
+        <w:t xml:space="preserve"> 위와 동일하게 개발에서 피드백이라는 과정은 심의를 거쳐서 이루어져야 하는 것인데, 개인 개발자는 이를 거칠 필요가 없다. 바로 </w:t>
+      </w:r>
+      <w:r>
+        <w:rPr>
+          <w:rFonts w:hint="eastAsia"/>
+        </w:rPr>
+        <w:t xml:space="preserve">문제를 </w:t>
+      </w:r>
+      <w:r>
+        <w:rPr>
+          <w:rFonts w:hint="eastAsia"/>
+        </w:rPr>
+        <w:t xml:space="preserve">수정하고 </w:t>
+      </w:r>
+      <w:r>
+        <w:rPr>
+          <w:rFonts w:hint="eastAsia"/>
+        </w:rPr>
+        <w:t xml:space="preserve">바로 </w:t>
+      </w:r>
+      <w:r>
+        <w:rPr>
+          <w:rFonts w:hint="eastAsia"/>
+        </w:rPr>
+        <w:t xml:space="preserve">반영하면 되기 때문이다. </w:t>
+      </w:r>
+    </w:p>
+    <w:p>
+      <w:pPr>
+        <w:ind w:firstLineChars="100" w:firstLine="200"/>
+      </w:pPr>
+      <w:r>
+        <w:rPr>
+          <w:rFonts w:hint="eastAsia"/>
+        </w:rPr>
+        <w:t>빠른 피드백 수용의 경우에는 유저들이 개발자에 대해서 호의를 가지기가 쉬워</w:t>
+      </w:r>
+      <w:r>
+        <w:rPr>
+          <w:rFonts w:hint="eastAsia"/>
+        </w:rPr>
+        <w:t xml:space="preserve">진다는 의미와 동일하다. 당연한 것이 원본 게임에 대한 불만을 아무리 얘기해도 빠르게 고쳐지지 않는데, </w:t>
+      </w:r>
+      <w:proofErr w:type="spellStart"/>
+      <w:r>
+        <w:rPr>
+          <w:rFonts w:hint="eastAsia"/>
+        </w:rPr>
+        <w:t>유즈맵은</w:t>
+      </w:r>
+      <w:proofErr w:type="spellEnd"/>
+      <w:r>
+        <w:rPr>
+          <w:rFonts w:hint="eastAsia"/>
+        </w:rPr>
+        <w:t xml:space="preserve"> 재미도 있는데 빠르게 의견이 반영된다면 당연히 더 호감이 갈 것이다. </w:t>
+      </w:r>
+    </w:p>
+    <w:p>
+      <w:pPr>
+        <w:ind w:firstLineChars="100" w:firstLine="200"/>
+        <w:rPr>
+          <w:rFonts w:hint="eastAsia"/>
+        </w:rPr>
+      </w:pPr>
+      <w:r>
+        <w:rPr>
+          <w:rFonts w:hint="eastAsia"/>
+        </w:rPr>
+        <w:t xml:space="preserve">유저의 호감이라는 측면은 </w:t>
+      </w:r>
+      <w:proofErr w:type="spellStart"/>
+      <w:r>
+        <w:rPr>
+          <w:rFonts w:hint="eastAsia"/>
+        </w:rPr>
+        <w:t>수치화할</w:t>
+      </w:r>
+      <w:proofErr w:type="spellEnd"/>
+      <w:r>
+        <w:rPr>
+          <w:rFonts w:hint="eastAsia"/>
+        </w:rPr>
+        <w:t xml:space="preserve"> 수는 없지만, </w:t>
+      </w:r>
+      <w:proofErr w:type="spellStart"/>
+      <w:r>
+        <w:rPr>
+          <w:rFonts w:hint="eastAsia"/>
+        </w:rPr>
+        <w:t>유지력</w:t>
+      </w:r>
+      <w:proofErr w:type="spellEnd"/>
+      <w:r>
+        <w:rPr>
+          <w:rFonts w:hint="eastAsia"/>
+        </w:rPr>
+        <w:t xml:space="preserve">, </w:t>
+      </w:r>
+      <w:proofErr w:type="spellStart"/>
+      <w:r>
+        <w:rPr>
+          <w:rFonts w:hint="eastAsia"/>
+        </w:rPr>
+        <w:t>결제력</w:t>
+      </w:r>
+      <w:proofErr w:type="spellEnd"/>
+      <w:r>
+        <w:rPr>
+          <w:rFonts w:hint="eastAsia"/>
+        </w:rPr>
+        <w:t>, 내지는 화제성 측면에서 큰 이득이 될 것이 분명하므로, 이것</w:t>
+      </w:r>
+      <w:r>
+        <w:rPr>
+          <w:rFonts w:hint="eastAsia"/>
+        </w:rPr>
+        <w:t xml:space="preserve"> </w:t>
+      </w:r>
+      <w:r>
+        <w:rPr>
+          <w:rFonts w:hint="eastAsia"/>
+        </w:rPr>
+        <w:t xml:space="preserve">또한 </w:t>
+      </w:r>
+      <w:proofErr w:type="spellStart"/>
+      <w:r>
+        <w:rPr>
+          <w:rFonts w:hint="eastAsia"/>
+        </w:rPr>
+        <w:t>유즈맵의</w:t>
+      </w:r>
+      <w:proofErr w:type="spellEnd"/>
+      <w:r>
+        <w:rPr>
+          <w:rFonts w:hint="eastAsia"/>
+        </w:rPr>
+        <w:t xml:space="preserve"> 장점 중에 하나일 것이다.  </w:t>
+      </w:r>
+    </w:p>
+    <w:p>
+      <w:pPr>
+        <w:rPr>
+          <w:rFonts w:hint="eastAsia"/>
+        </w:rPr>
+      </w:pPr>
+    </w:p>
+    <w:p>
+      <w:pPr>
+        <w:pStyle w:val="a5"/>
+        <w:numPr>
+          <w:ilvl w:val="0"/>
+          <w:numId w:val="4"/>
+        </w:numPr>
+        <w:ind w:leftChars="0"/>
+      </w:pPr>
+      <w:r>
+        <w:rPr>
+          <w:rFonts w:hint="eastAsia"/>
+        </w:rPr>
+        <w:t>애당초 살아남은 것이 우수</w:t>
+      </w:r>
+    </w:p>
+    <w:p>
+      <w:r>
+        <w:rPr>
+          <w:rFonts w:hint="eastAsia"/>
+        </w:rPr>
+        <w:t xml:space="preserve"> 게임은 개발이 실패했으면 망하지만, </w:t>
+      </w:r>
+      <w:proofErr w:type="spellStart"/>
+      <w:r>
+        <w:rPr>
+          <w:rFonts w:hint="eastAsia"/>
+        </w:rPr>
+        <w:t>유즈맵</w:t>
+      </w:r>
+      <w:proofErr w:type="spellEnd"/>
+      <w:r>
+        <w:rPr>
+          <w:rFonts w:hint="eastAsia"/>
+        </w:rPr>
+        <w:t xml:space="preserve"> 중에 애당초 망한 것들은 이미 사라져서 그다지 영향이 크지 않은 것일</w:t>
+      </w:r>
+      <w:r>
+        <w:rPr>
+          <w:rFonts w:hint="eastAsia"/>
+        </w:rPr>
+        <w:t xml:space="preserve"> </w:t>
+      </w:r>
+      <w:r>
+        <w:rPr>
+          <w:rFonts w:hint="eastAsia"/>
+        </w:rPr>
+        <w:t xml:space="preserve">수도 있다. 수십명의 선택과 개발 중에서 재미있는 것을 고르는 것이니 말이다. </w:t>
+      </w:r>
+      <w:proofErr w:type="spellStart"/>
+      <w:r>
+        <w:rPr>
+          <w:rFonts w:hint="eastAsia"/>
+        </w:rPr>
+        <w:t>유즈맵의</w:t>
+      </w:r>
+      <w:proofErr w:type="spellEnd"/>
+      <w:r>
+        <w:rPr>
+          <w:rFonts w:hint="eastAsia"/>
+        </w:rPr>
+        <w:t xml:space="preserve"> 개발 시간은 아무래도 하나의 새로운 게임이 만들어지는 시간보다 적을 것이므로 수십개가 양산될 수 있고, 게이머 입장에서 접근하기도 쉽다.</w:t>
+      </w:r>
+    </w:p>
+    <w:p>
+      <w:pPr>
+        <w:rPr>
+          <w:rFonts w:hint="eastAsia"/>
+        </w:rPr>
+      </w:pPr>
+      <w:r>
+        <w:rPr>
+          <w:rFonts w:hint="eastAsia"/>
+        </w:rPr>
+        <w:t xml:space="preserve"> 새로운 게임을 접하기 위해서 </w:t>
+      </w:r>
+      <w:r>
+        <w:rPr>
+          <w:rFonts w:hint="eastAsia"/>
+        </w:rPr>
+        <w:t>유저</w:t>
+      </w:r>
+      <w:r>
+        <w:rPr>
+          <w:rFonts w:hint="eastAsia"/>
+        </w:rPr>
+        <w:t>는 게임을 설치해야 하고, 계정을 만들어야</w:t>
+      </w:r>
+      <w:r>
+        <w:rPr>
+          <w:rFonts w:hint="eastAsia"/>
+        </w:rPr>
+        <w:t xml:space="preserve"> </w:t>
+      </w:r>
+      <w:r>
+        <w:rPr>
+          <w:rFonts w:hint="eastAsia"/>
+        </w:rPr>
+        <w:t xml:space="preserve">하는 등 여러 과정을 거치지만 </w:t>
+      </w:r>
+      <w:proofErr w:type="spellStart"/>
+      <w:r>
+        <w:rPr>
+          <w:rFonts w:hint="eastAsia"/>
+        </w:rPr>
+        <w:t>유즈맵은</w:t>
+      </w:r>
+      <w:proofErr w:type="spellEnd"/>
+      <w:r>
+        <w:rPr>
+          <w:rFonts w:hint="eastAsia"/>
+        </w:rPr>
+        <w:t xml:space="preserve"> 그냥 실행하면 되기에 수십개의 </w:t>
+      </w:r>
+      <w:proofErr w:type="spellStart"/>
+      <w:r>
+        <w:rPr>
+          <w:rFonts w:hint="eastAsia"/>
+        </w:rPr>
+        <w:t>유즈맵도</w:t>
+      </w:r>
+      <w:proofErr w:type="spellEnd"/>
+      <w:r>
+        <w:rPr>
+          <w:rFonts w:hint="eastAsia"/>
+        </w:rPr>
+        <w:t xml:space="preserve"> 금방 금방 </w:t>
+      </w:r>
+      <w:proofErr w:type="spellStart"/>
+      <w:r>
+        <w:rPr>
+          <w:rFonts w:hint="eastAsia"/>
+        </w:rPr>
+        <w:t>훝어</w:t>
+      </w:r>
+      <w:r>
+        <w:rPr>
+          <w:rFonts w:hint="eastAsia"/>
+        </w:rPr>
+        <w:t>볼</w:t>
+      </w:r>
+      <w:proofErr w:type="spellEnd"/>
+      <w:r>
+        <w:rPr>
+          <w:rFonts w:hint="eastAsia"/>
+        </w:rPr>
+        <w:t xml:space="preserve"> 수 있다. 많은 공급과 빠른 소모</w:t>
+      </w:r>
+      <w:r>
+        <w:rPr>
+          <w:rFonts w:hint="eastAsia"/>
+        </w:rPr>
+        <w:t>가</w:t>
+      </w:r>
+      <w:r>
+        <w:rPr>
+          <w:rFonts w:hint="eastAsia"/>
+        </w:rPr>
+        <w:t xml:space="preserve"> 더해지면서 좋은 </w:t>
+      </w:r>
+      <w:proofErr w:type="spellStart"/>
+      <w:r>
+        <w:rPr>
+          <w:rFonts w:hint="eastAsia"/>
+        </w:rPr>
+        <w:t>것들만이</w:t>
+      </w:r>
+      <w:proofErr w:type="spellEnd"/>
+      <w:r>
+        <w:rPr>
+          <w:rFonts w:hint="eastAsia"/>
+        </w:rPr>
+        <w:t xml:space="preserve"> 남기에 적절한 환경이 되었다고 생각한다. </w:t>
+      </w:r>
+    </w:p>
+    <w:p>
+      <w:pPr>
+        <w:pStyle w:val="a5"/>
+        <w:numPr>
+          <w:ilvl w:val="0"/>
+          <w:numId w:val="4"/>
+        </w:numPr>
+        <w:ind w:leftChars="0"/>
+      </w:pPr>
+      <w:r>
+        <w:rPr>
+          <w:rFonts w:hint="eastAsia"/>
+        </w:rPr>
+        <w:t>진입 장벽의 낮음</w:t>
+      </w:r>
+    </w:p>
+    <w:p>
+      <w:r>
+        <w:rPr>
+          <w:rFonts w:hint="eastAsia"/>
+        </w:rPr>
+        <w:t xml:space="preserve"> </w:t>
+      </w:r>
+      <w:r>
+        <w:rPr>
+          <w:rFonts w:hint="eastAsia"/>
+        </w:rPr>
+        <w:t xml:space="preserve">게임에는 진입 장벽이라는 것이 있다. 이는 게임 방식, 세계관, </w:t>
+      </w:r>
+      <w:r>
+        <w:rPr>
+          <w:rFonts w:hint="eastAsia"/>
+        </w:rPr>
+        <w:t>기기, 경제적 등등의 진입 장벽이 있는데, 대부분</w:t>
+      </w:r>
+      <w:r>
+        <w:rPr>
+          <w:rFonts w:hint="eastAsia"/>
+        </w:rPr>
+        <w:t xml:space="preserve"> 게임 내부에서 </w:t>
+      </w:r>
+      <w:proofErr w:type="spellStart"/>
+      <w:r>
+        <w:rPr>
+          <w:rFonts w:hint="eastAsia"/>
+        </w:rPr>
+        <w:t>유즈맵을</w:t>
+      </w:r>
+      <w:proofErr w:type="spellEnd"/>
+      <w:r>
+        <w:rPr>
+          <w:rFonts w:hint="eastAsia"/>
+        </w:rPr>
+        <w:t xml:space="preserve"> 플레이하는 시점에서 진입 장벽은 매우 낮다고 생각한다. </w:t>
+      </w:r>
+    </w:p>
+    <w:p>
+      <w:pPr>
+        <w:ind w:firstLineChars="100" w:firstLine="200"/>
+        <w:rPr>
+          <w:rFonts w:hint="eastAsia"/>
+        </w:rPr>
+      </w:pPr>
+      <w:r>
+        <w:rPr>
+          <w:rFonts w:hint="eastAsia"/>
+        </w:rPr>
+        <w:t xml:space="preserve">기본적으로 </w:t>
+      </w:r>
+      <w:proofErr w:type="spellStart"/>
+      <w:r>
+        <w:rPr>
+          <w:rFonts w:hint="eastAsia"/>
+        </w:rPr>
+        <w:t>유즈맵의</w:t>
+      </w:r>
+      <w:proofErr w:type="spellEnd"/>
+      <w:r>
+        <w:rPr>
+          <w:rFonts w:hint="eastAsia"/>
+        </w:rPr>
+        <w:t xml:space="preserve"> 경우에는 거의 모든 캐릭터나 배경 같은 경우에는 게임 내부에서 사용하는 </w:t>
+      </w:r>
+      <w:proofErr w:type="spellStart"/>
+      <w:r>
+        <w:rPr>
+          <w:rFonts w:hint="eastAsia"/>
+        </w:rPr>
+        <w:t>애셋을</w:t>
+      </w:r>
+      <w:proofErr w:type="spellEnd"/>
+      <w:r>
+        <w:rPr>
+          <w:rFonts w:hint="eastAsia"/>
+        </w:rPr>
+        <w:t xml:space="preserve"> 가져와서 사용하며 시스템이나 UI 또한 가져와서 사용한다. 유저 입장에서 게임 캐릭터와 배경, UI는 이미 접해보고 익숙해져 있기에 이를 사용하는 것이 </w:t>
+      </w:r>
+      <w:proofErr w:type="spellStart"/>
+      <w:r>
+        <w:rPr>
+          <w:rFonts w:hint="eastAsia"/>
+        </w:rPr>
+        <w:t>꺼리낌이</w:t>
+      </w:r>
+      <w:proofErr w:type="spellEnd"/>
+      <w:r>
+        <w:rPr>
+          <w:rFonts w:hint="eastAsia"/>
+        </w:rPr>
+        <w:t xml:space="preserve"> 없을 것이다. </w:t>
+      </w:r>
+    </w:p>
+    <w:p>
+      <w:r>
+        <w:rPr>
+          <w:rFonts w:hint="eastAsia"/>
+        </w:rPr>
+        <w:t xml:space="preserve"> 그리고 또한 게임에 등장하는 캐릭터들의 외형이나 스킬, 조작 방법 등을 게임을 하면서 충분히 알고 있을 것이기에, 그것에 조금 변형을 가해서 조작하는 </w:t>
+      </w:r>
+      <w:proofErr w:type="spellStart"/>
+      <w:r>
+        <w:rPr>
+          <w:rFonts w:hint="eastAsia"/>
+        </w:rPr>
+        <w:t>유즈맵의</w:t>
+      </w:r>
+      <w:proofErr w:type="spellEnd"/>
+      <w:r>
+        <w:rPr>
+          <w:rFonts w:hint="eastAsia"/>
+        </w:rPr>
+        <w:t xml:space="preserve"> 게임 진행 방식에 대해서 좀 더 빠르게 적응할 수 있을 것이다. </w:t>
+      </w:r>
+    </w:p>
+    <w:p>
+      <w:r>
+        <w:rPr>
+          <w:rFonts w:hint="eastAsia"/>
+        </w:rPr>
+        <w:t xml:space="preserve"> 기기는 말할 것도 없다. 애당초 게임을 플레이하는 시점에서 기기의 제한 사항에 대해서 고민할 필요도 없다. 경제의 경우에는 조금씩 갈리는데, 크게 </w:t>
+      </w:r>
+      <w:proofErr w:type="spellStart"/>
+      <w:r>
+        <w:rPr>
+          <w:rFonts w:hint="eastAsia"/>
+        </w:rPr>
+        <w:t>나누어보자면</w:t>
+      </w:r>
+      <w:proofErr w:type="spellEnd"/>
+      <w:r>
+        <w:rPr>
+          <w:rFonts w:hint="eastAsia"/>
+        </w:rPr>
+        <w:t xml:space="preserve"> </w:t>
+      </w:r>
+    </w:p>
+    <w:p>
+      <w:pPr>
+        <w:pStyle w:val="a5"/>
+        <w:numPr>
+          <w:ilvl w:val="0"/>
+          <w:numId w:val="6"/>
+        </w:numPr>
+        <w:ind w:leftChars="0"/>
+      </w:pPr>
+      <w:r>
+        <w:rPr>
+          <w:rFonts w:hint="eastAsia"/>
+        </w:rPr>
+        <w:t>수익 없음 (</w:t>
+      </w:r>
+      <w:proofErr w:type="spellStart"/>
+      <w:r>
+        <w:rPr>
+          <w:rFonts w:hint="eastAsia"/>
+        </w:rPr>
+        <w:t>기부등</w:t>
+      </w:r>
+      <w:proofErr w:type="spellEnd"/>
+      <w:r>
+        <w:rPr>
+          <w:rFonts w:hint="eastAsia"/>
+        </w:rPr>
+        <w:t>)</w:t>
+      </w:r>
+    </w:p>
+    <w:p>
+      <w:pPr>
+        <w:pStyle w:val="a5"/>
+        <w:numPr>
+          <w:ilvl w:val="0"/>
+          <w:numId w:val="6"/>
+        </w:numPr>
+        <w:ind w:leftChars="0"/>
+      </w:pPr>
+      <w:r>
+        <w:rPr>
+          <w:rFonts w:hint="eastAsia"/>
+        </w:rPr>
+        <w:t>수입 정산</w:t>
+      </w:r>
+    </w:p>
+    <w:p>
+      <w:pPr>
+        <w:pStyle w:val="a5"/>
+        <w:numPr>
+          <w:ilvl w:val="0"/>
+          <w:numId w:val="6"/>
+        </w:numPr>
+        <w:ind w:leftChars="0"/>
+      </w:pPr>
+      <w:r>
+        <w:rPr>
+          <w:rFonts w:hint="eastAsia"/>
+        </w:rPr>
+        <w:t>수입 일임</w:t>
+      </w:r>
+    </w:p>
+    <w:p>
+      <w:r>
+        <w:rPr>
+          <w:rFonts w:hint="eastAsia"/>
+        </w:rPr>
+        <w:t xml:space="preserve">이렇게 3개가 있을 </w:t>
+      </w:r>
+      <w:proofErr w:type="spellStart"/>
+      <w:r>
+        <w:rPr>
+          <w:rFonts w:hint="eastAsia"/>
+        </w:rPr>
+        <w:t>것같다</w:t>
+      </w:r>
+      <w:proofErr w:type="spellEnd"/>
+      <w:r>
+        <w:rPr>
+          <w:rFonts w:hint="eastAsia"/>
+        </w:rPr>
+        <w:t xml:space="preserve">. </w:t>
+      </w:r>
+    </w:p>
     <w:p/>
     <w:p>
       <w:pPr>
@@ -332,7 +1010,121 @@
           <w:rFonts w:hint="eastAsia"/>
         </w:rPr>
       </w:pPr>
-    </w:p>
+      <w:r>
+        <w:rPr>
+          <w:rFonts w:hint="eastAsia"/>
+        </w:rPr>
+        <w:t xml:space="preserve"> 가장 간단하지만, 제대로 된 인프라가 구축되지 않는다면 </w:t>
+      </w:r>
+      <w:proofErr w:type="spellStart"/>
+      <w:r>
+        <w:rPr>
+          <w:rFonts w:hint="eastAsia"/>
+        </w:rPr>
+        <w:t>유즈맵</w:t>
+      </w:r>
+      <w:proofErr w:type="spellEnd"/>
+      <w:r>
+        <w:rPr>
+          <w:rFonts w:hint="eastAsia"/>
+        </w:rPr>
+        <w:t xml:space="preserve"> 자체가 활성화되기 힘들 수도 있다. 그렇기에 돈을 주지 않더라도, 적어도 </w:t>
+      </w:r>
+      <w:proofErr w:type="spellStart"/>
+      <w:r>
+        <w:rPr>
+          <w:rFonts w:hint="eastAsia"/>
+        </w:rPr>
+        <w:t>유즈맵</w:t>
+      </w:r>
+      <w:proofErr w:type="spellEnd"/>
+      <w:r>
+        <w:rPr>
+          <w:rFonts w:hint="eastAsia"/>
+        </w:rPr>
+        <w:t xml:space="preserve"> 개발이 정말 하나도 도움이 되지 </w:t>
+      </w:r>
+      <w:proofErr w:type="spellStart"/>
+      <w:r>
+        <w:rPr>
+          <w:rFonts w:hint="eastAsia"/>
+        </w:rPr>
+        <w:t>않는다라고</w:t>
+      </w:r>
+      <w:proofErr w:type="spellEnd"/>
+      <w:r>
+        <w:rPr>
+          <w:rFonts w:hint="eastAsia"/>
+        </w:rPr>
+        <w:t xml:space="preserve"> 생각하도록 만들어서는 </w:t>
+      </w:r>
+      <w:proofErr w:type="gramStart"/>
+      <w:r>
+        <w:rPr>
+          <w:rFonts w:hint="eastAsia"/>
+        </w:rPr>
+        <w:t>안된다</w:t>
+      </w:r>
+      <w:proofErr w:type="gramEnd"/>
+      <w:r>
+        <w:rPr>
+          <w:rFonts w:hint="eastAsia"/>
+        </w:rPr>
+        <w:t xml:space="preserve">. </w:t>
+      </w:r>
+    </w:p>
+    <w:p/>
+    <w:p>
+      <w:pPr>
+        <w:rPr>
+          <w:rFonts w:hint="eastAsia"/>
+        </w:rPr>
+      </w:pPr>
+    </w:p>
+    <w:p>
+      <w:pPr>
+        <w:ind w:firstLineChars="100" w:firstLine="200"/>
+        <w:rPr>
+          <w:rFonts w:hint="eastAsia"/>
+        </w:rPr>
+      </w:pPr>
+      <w:r>
+        <w:rPr>
+          <w:rFonts w:hint="eastAsia"/>
+        </w:rPr>
+        <w:t xml:space="preserve">수익 일임의 경우에는 </w:t>
+      </w:r>
+      <w:proofErr w:type="spellStart"/>
+      <w:r>
+        <w:rPr>
+          <w:rFonts w:hint="eastAsia"/>
+        </w:rPr>
+        <w:t>유즈맵</w:t>
+      </w:r>
+      <w:proofErr w:type="spellEnd"/>
+      <w:r>
+        <w:rPr>
+          <w:rFonts w:hint="eastAsia"/>
+        </w:rPr>
+        <w:t xml:space="preserve"> 자체에서 유료 아이템을 판매하는 경우이다. 이 경우에 중간 수수료를 게임사에서 가져가고, 그 나머지를 제작자가 챙겨간다. 게임의 결제에 대해서 개발자가 직접 할 수 있도록 하는 만큼, </w:t>
+      </w:r>
+      <w:proofErr w:type="spellStart"/>
+      <w:r>
+        <w:rPr>
+          <w:rFonts w:hint="eastAsia"/>
+        </w:rPr>
+        <w:t>유즈맵에</w:t>
+      </w:r>
+      <w:proofErr w:type="spellEnd"/>
+      <w:r>
+        <w:rPr>
+          <w:rFonts w:hint="eastAsia"/>
+        </w:rPr>
+        <w:t xml:space="preserve"> 꽤나 무게를 실은 게임류에서 해당된다. </w:t>
+      </w:r>
+    </w:p>
+    <w:p/>
+    <w:p/>
     <w:p>
       <w:r>
         <w:t xml:space="preserve">장점만 </w:t>
@@ -437,6 +1229,95 @@
 <file path=word/numbering.xml><?xml version="1.0" encoding="utf-8"?>
 <w:numbering xmlns:wpc="http://schemas.microsoft.com/office/word/2010/wordprocessingCanvas" xmlns:cx="http://schemas.microsoft.com/office/drawing/2014/chartex" xmlns:cx1="http://schemas.microsoft.com/office/drawing/2015/9/8/chartex" xmlns:cx2="http://schemas.microsoft.com/office/drawing/2015/10/21/chartex" xmlns:cx3="http://schemas.microsoft.com/office/drawing/2016/5/9/chartex" xmlns:cx4="http://schemas.microsoft.com/office/drawing/2016/5/10/chartex" xmlns:cx5="http://schemas.microsoft.com/office/drawing/2016/5/11/chartex" xmlns:cx6="http://schemas.microsoft.com/office/drawing/2016/5/12/chartex" xmlns:cx7="http://schemas.microsoft.com/office/drawing/2016/5/13/chartex" xmlns:cx8="http://schemas.microsoft.com/office/drawing/2016/5/14/chartex" xmlns:mc="http://schemas.openxmlformats.org/markup-compatibility/2006" xmlns:aink="http://schemas.microsoft.com/office/drawing/2016/ink" xmlns:am3d="http://schemas.microsoft.com/office/drawing/2017/model3d" xmlns:o="urn:schemas-microsoft-com:office:office" xmlns:oel="http://schemas.microsoft.com/office/2019/extlst" xmlns:r="http://schemas.openxmlformats.org/officeDocument/2006/relationships" xmlns:m="http://schemas.openxmlformats.org/officeDocument/2006/math" xmlns:v="urn:schemas-microsoft-com:vml" xmlns:wp14="http://schemas.microsoft.com/office/word/2010/wordprocessingDrawing" xmlns:wp="http://schemas.openxmlformats.org/drawingml/2006/wordprocessingDrawing" xmlns:w10="urn:schemas-microsoft-com:office:word" xmlns:w="http://schemas.openxmlformats.org/wordprocessingml/2006/main" xmlns:w14="http://schemas.microsoft.com/office/word/2010/wordml" xmlns:w15="http://schemas.microsoft.com/office/word/2012/wordml" xmlns:w16cex="http://schemas.microsoft.com/office/word/2018/wordml/cex" xmlns:w16cid="http://schemas.microsoft.com/office/word/2016/wordml/cid" xmlns:w16="http://schemas.microsoft.com/office/word/2018/wordml" xmlns:w16du="http://schemas.microsoft.com/office/word/2023/wordml/word16du" xmlns:w16sdtdh="http://schemas.microsoft.com/office/word/2020/wordml/sdtdatahash" xmlns:w16sdtfl="http://schemas.microsoft.com/office/word/2024/wordml/sdtformatlock" xmlns:w16se="http://schemas.microsoft.com/office/word/2015/wordml/symex" xmlns:wpg="http://schemas.microsoft.com/office/word/2010/wordprocessingGroup" xmlns:wpi="http://schemas.microsoft.com/office/word/2010/wordprocessingInk" xmlns:wne="http://schemas.microsoft.com/office/word/2006/wordml" xmlns:wps="http://schemas.microsoft.com/office/word/2010/wordprocessingShape" mc:Ignorable="w14 w15 w16se w16cid w16 w16cex w16sdtdh w16sdtfl w16du wp14">
   <w:abstractNum w:abstractNumId="0" w15:restartNumberingAfterBreak="0">
+    <w:nsid w:val="035048C8"/>
+    <w:multiLevelType w:val="hybridMultilevel"/>
+    <w:tmpl w:val="067636E8"/>
+    <w:lvl w:ilvl="0" w:tplc="E9A4C70E">
+      <w:start w:val="1"/>
+      <w:numFmt w:val="decimal"/>
+      <w:lvlText w:val="%1."/>
+      <w:lvlJc w:val="left"/>
+      <w:pPr>
+        <w:ind w:left="800" w:hanging="360"/>
+      </w:pPr>
+      <w:rPr>
+        <w:rFonts w:hint="default"/>
+      </w:rPr>
+    </w:lvl>
+    <w:lvl w:ilvl="1" w:tplc="04090019" w:tentative="1">
+      <w:start w:val="1"/>
+      <w:numFmt w:val="upperLetter"/>
+      <w:lvlText w:val="%2."/>
+      <w:lvlJc w:val="left"/>
+      <w:pPr>
+        <w:ind w:left="1320" w:hanging="440"/>
+      </w:pPr>
+    </w:lvl>
+    <w:lvl w:ilvl="2" w:tplc="0409001B" w:tentative="1">
+      <w:start w:val="1"/>
+      <w:numFmt w:val="lowerRoman"/>
+      <w:lvlText w:val="%3."/>
+      <w:lvlJc w:val="right"/>
+      <w:pPr>
+        <w:ind w:left="1760" w:hanging="440"/>
+      </w:pPr>
+    </w:lvl>
+    <w:lvl w:ilvl="3" w:tplc="0409000F" w:tentative="1">
+      <w:start w:val="1"/>
+      <w:numFmt w:val="decimal"/>
+      <w:lvlText w:val="%4."/>
+      <w:lvlJc w:val="left"/>
+      <w:pPr>
+        <w:ind w:left="2200" w:hanging="440"/>
+      </w:pPr>
+    </w:lvl>
+    <w:lvl w:ilvl="4" w:tplc="04090019" w:tentative="1">
+      <w:start w:val="1"/>
+      <w:numFmt w:val="upperLetter"/>
+      <w:lvlText w:val="%5."/>
+      <w:lvlJc w:val="left"/>
+      <w:pPr>
+        <w:ind w:left="2640" w:hanging="440"/>
+      </w:pPr>
+    </w:lvl>
+    <w:lvl w:ilvl="5" w:tplc="0409001B" w:tentative="1">
+      <w:start w:val="1"/>
+      <w:numFmt w:val="lowerRoman"/>
+      <w:lvlText w:val="%6."/>
+      <w:lvlJc w:val="right"/>
+      <w:pPr>
+        <w:ind w:left="3080" w:hanging="440"/>
+      </w:pPr>
+    </w:lvl>
+    <w:lvl w:ilvl="6" w:tplc="0409000F" w:tentative="1">
+      <w:start w:val="1"/>
+      <w:numFmt w:val="decimal"/>
+      <w:lvlText w:val="%7."/>
+      <w:lvlJc w:val="left"/>
+      <w:pPr>
+        <w:ind w:left="3520" w:hanging="440"/>
+      </w:pPr>
+    </w:lvl>
+    <w:lvl w:ilvl="7" w:tplc="04090019" w:tentative="1">
+      <w:start w:val="1"/>
+      <w:numFmt w:val="upperLetter"/>
+      <w:lvlText w:val="%8."/>
+      <w:lvlJc w:val="left"/>
+      <w:pPr>
+        <w:ind w:left="3960" w:hanging="440"/>
+      </w:pPr>
+    </w:lvl>
+    <w:lvl w:ilvl="8" w:tplc="0409001B" w:tentative="1">
+      <w:start w:val="1"/>
+      <w:numFmt w:val="lowerRoman"/>
+      <w:lvlText w:val="%9."/>
+      <w:lvlJc w:val="right"/>
+      <w:pPr>
+        <w:ind w:left="4400" w:hanging="440"/>
+      </w:pPr>
+    </w:lvl>
+  </w:abstractNum>
+  <w:abstractNum w:abstractNumId="1" w15:restartNumberingAfterBreak="0">
     <w:nsid w:val="0684392B"/>
     <w:multiLevelType w:val="hybridMultilevel"/>
     <w:tmpl w:val="C4D25FCA"/>
@@ -525,8 +1406,379 @@
       </w:pPr>
     </w:lvl>
   </w:abstractNum>
+  <w:abstractNum w:abstractNumId="2" w15:restartNumberingAfterBreak="0">
+    <w:nsid w:val="0D762062"/>
+    <w:multiLevelType w:val="hybridMultilevel"/>
+    <w:tmpl w:val="BC8832E0"/>
+    <w:lvl w:ilvl="0" w:tplc="B0868B68">
+      <w:start w:val="1"/>
+      <w:numFmt w:val="decimal"/>
+      <w:lvlText w:val="%1."/>
+      <w:lvlJc w:val="left"/>
+      <w:pPr>
+        <w:ind w:left="460" w:hanging="360"/>
+      </w:pPr>
+      <w:rPr>
+        <w:rFonts w:hint="default"/>
+      </w:rPr>
+    </w:lvl>
+    <w:lvl w:ilvl="1" w:tplc="04090019" w:tentative="1">
+      <w:start w:val="1"/>
+      <w:numFmt w:val="upperLetter"/>
+      <w:lvlText w:val="%2."/>
+      <w:lvlJc w:val="left"/>
+      <w:pPr>
+        <w:ind w:left="980" w:hanging="440"/>
+      </w:pPr>
+    </w:lvl>
+    <w:lvl w:ilvl="2" w:tplc="0409001B" w:tentative="1">
+      <w:start w:val="1"/>
+      <w:numFmt w:val="lowerRoman"/>
+      <w:lvlText w:val="%3."/>
+      <w:lvlJc w:val="right"/>
+      <w:pPr>
+        <w:ind w:left="1420" w:hanging="440"/>
+      </w:pPr>
+    </w:lvl>
+    <w:lvl w:ilvl="3" w:tplc="0409000F" w:tentative="1">
+      <w:start w:val="1"/>
+      <w:numFmt w:val="decimal"/>
+      <w:lvlText w:val="%4."/>
+      <w:lvlJc w:val="left"/>
+      <w:pPr>
+        <w:ind w:left="1860" w:hanging="440"/>
+      </w:pPr>
+    </w:lvl>
+    <w:lvl w:ilvl="4" w:tplc="04090019" w:tentative="1">
+      <w:start w:val="1"/>
+      <w:numFmt w:val="upperLetter"/>
+      <w:lvlText w:val="%5."/>
+      <w:lvlJc w:val="left"/>
+      <w:pPr>
+        <w:ind w:left="2300" w:hanging="440"/>
+      </w:pPr>
+    </w:lvl>
+    <w:lvl w:ilvl="5" w:tplc="0409001B" w:tentative="1">
+      <w:start w:val="1"/>
+      <w:numFmt w:val="lowerRoman"/>
+      <w:lvlText w:val="%6."/>
+      <w:lvlJc w:val="right"/>
+      <w:pPr>
+        <w:ind w:left="2740" w:hanging="440"/>
+      </w:pPr>
+    </w:lvl>
+    <w:lvl w:ilvl="6" w:tplc="0409000F" w:tentative="1">
+      <w:start w:val="1"/>
+      <w:numFmt w:val="decimal"/>
+      <w:lvlText w:val="%7."/>
+      <w:lvlJc w:val="left"/>
+      <w:pPr>
+        <w:ind w:left="3180" w:hanging="440"/>
+      </w:pPr>
+    </w:lvl>
+    <w:lvl w:ilvl="7" w:tplc="04090019" w:tentative="1">
+      <w:start w:val="1"/>
+      <w:numFmt w:val="upperLetter"/>
+      <w:lvlText w:val="%8."/>
+      <w:lvlJc w:val="left"/>
+      <w:pPr>
+        <w:ind w:left="3620" w:hanging="440"/>
+      </w:pPr>
+    </w:lvl>
+    <w:lvl w:ilvl="8" w:tplc="0409001B" w:tentative="1">
+      <w:start w:val="1"/>
+      <w:numFmt w:val="lowerRoman"/>
+      <w:lvlText w:val="%9."/>
+      <w:lvlJc w:val="right"/>
+      <w:pPr>
+        <w:ind w:left="4060" w:hanging="440"/>
+      </w:pPr>
+    </w:lvl>
+  </w:abstractNum>
+  <w:abstractNum w:abstractNumId="3" w15:restartNumberingAfterBreak="0">
+    <w:nsid w:val="12840E83"/>
+    <w:multiLevelType w:val="hybridMultilevel"/>
+    <w:tmpl w:val="63807E54"/>
+    <w:lvl w:ilvl="0" w:tplc="E6DE519C">
+      <w:start w:val="1"/>
+      <w:numFmt w:val="decimal"/>
+      <w:lvlText w:val="%1)"/>
+      <w:lvlJc w:val="left"/>
+      <w:pPr>
+        <w:ind w:left="460" w:hanging="360"/>
+      </w:pPr>
+      <w:rPr>
+        <w:rFonts w:hint="default"/>
+      </w:rPr>
+    </w:lvl>
+    <w:lvl w:ilvl="1" w:tplc="04090019" w:tentative="1">
+      <w:start w:val="1"/>
+      <w:numFmt w:val="upperLetter"/>
+      <w:lvlText w:val="%2."/>
+      <w:lvlJc w:val="left"/>
+      <w:pPr>
+        <w:ind w:left="980" w:hanging="440"/>
+      </w:pPr>
+    </w:lvl>
+    <w:lvl w:ilvl="2" w:tplc="0409001B" w:tentative="1">
+      <w:start w:val="1"/>
+      <w:numFmt w:val="lowerRoman"/>
+      <w:lvlText w:val="%3."/>
+      <w:lvlJc w:val="right"/>
+      <w:pPr>
+        <w:ind w:left="1420" w:hanging="440"/>
+      </w:pPr>
+    </w:lvl>
+    <w:lvl w:ilvl="3" w:tplc="0409000F" w:tentative="1">
+      <w:start w:val="1"/>
+      <w:numFmt w:val="decimal"/>
+      <w:lvlText w:val="%4."/>
+      <w:lvlJc w:val="left"/>
+      <w:pPr>
+        <w:ind w:left="1860" w:hanging="440"/>
+      </w:pPr>
+    </w:lvl>
+    <w:lvl w:ilvl="4" w:tplc="04090019" w:tentative="1">
+      <w:start w:val="1"/>
+      <w:numFmt w:val="upperLetter"/>
+      <w:lvlText w:val="%5."/>
+      <w:lvlJc w:val="left"/>
+      <w:pPr>
+        <w:ind w:left="2300" w:hanging="440"/>
+      </w:pPr>
+    </w:lvl>
+    <w:lvl w:ilvl="5" w:tplc="0409001B" w:tentative="1">
+      <w:start w:val="1"/>
+      <w:numFmt w:val="lowerRoman"/>
+      <w:lvlText w:val="%6."/>
+      <w:lvlJc w:val="right"/>
+      <w:pPr>
+        <w:ind w:left="2740" w:hanging="440"/>
+      </w:pPr>
+    </w:lvl>
+    <w:lvl w:ilvl="6" w:tplc="0409000F" w:tentative="1">
+      <w:start w:val="1"/>
+      <w:numFmt w:val="decimal"/>
+      <w:lvlText w:val="%7."/>
+      <w:lvlJc w:val="left"/>
+      <w:pPr>
+        <w:ind w:left="3180" w:hanging="440"/>
+      </w:pPr>
+    </w:lvl>
+    <w:lvl w:ilvl="7" w:tplc="04090019" w:tentative="1">
+      <w:start w:val="1"/>
+      <w:numFmt w:val="upperLetter"/>
+      <w:lvlText w:val="%8."/>
+      <w:lvlJc w:val="left"/>
+      <w:pPr>
+        <w:ind w:left="3620" w:hanging="440"/>
+      </w:pPr>
+    </w:lvl>
+    <w:lvl w:ilvl="8" w:tplc="0409001B" w:tentative="1">
+      <w:start w:val="1"/>
+      <w:numFmt w:val="lowerRoman"/>
+      <w:lvlText w:val="%9."/>
+      <w:lvlJc w:val="right"/>
+      <w:pPr>
+        <w:ind w:left="4060" w:hanging="440"/>
+      </w:pPr>
+    </w:lvl>
+  </w:abstractNum>
+  <w:abstractNum w:abstractNumId="4" w15:restartNumberingAfterBreak="0">
+    <w:nsid w:val="45B318DA"/>
+    <w:multiLevelType w:val="hybridMultilevel"/>
+    <w:tmpl w:val="ACB2DBC6"/>
+    <w:lvl w:ilvl="0" w:tplc="A776FC10">
+      <w:start w:val="1"/>
+      <w:numFmt w:val="decimal"/>
+      <w:lvlText w:val="%1)"/>
+      <w:lvlJc w:val="left"/>
+      <w:pPr>
+        <w:ind w:left="460" w:hanging="360"/>
+      </w:pPr>
+      <w:rPr>
+        <w:rFonts w:hint="default"/>
+      </w:rPr>
+    </w:lvl>
+    <w:lvl w:ilvl="1" w:tplc="04090019" w:tentative="1">
+      <w:start w:val="1"/>
+      <w:numFmt w:val="upperLetter"/>
+      <w:lvlText w:val="%2."/>
+      <w:lvlJc w:val="left"/>
+      <w:pPr>
+        <w:ind w:left="980" w:hanging="440"/>
+      </w:pPr>
+    </w:lvl>
+    <w:lvl w:ilvl="2" w:tplc="0409001B" w:tentative="1">
+      <w:start w:val="1"/>
+      <w:numFmt w:val="lowerRoman"/>
+      <w:lvlText w:val="%3."/>
+      <w:lvlJc w:val="right"/>
+      <w:pPr>
+        <w:ind w:left="1420" w:hanging="440"/>
+      </w:pPr>
+    </w:lvl>
+    <w:lvl w:ilvl="3" w:tplc="0409000F" w:tentative="1">
+      <w:start w:val="1"/>
+      <w:numFmt w:val="decimal"/>
+      <w:lvlText w:val="%4."/>
+      <w:lvlJc w:val="left"/>
+      <w:pPr>
+        <w:ind w:left="1860" w:hanging="440"/>
+      </w:pPr>
+    </w:lvl>
+    <w:lvl w:ilvl="4" w:tplc="04090019" w:tentative="1">
+      <w:start w:val="1"/>
+      <w:numFmt w:val="upperLetter"/>
+      <w:lvlText w:val="%5."/>
+      <w:lvlJc w:val="left"/>
+      <w:pPr>
+        <w:ind w:left="2300" w:hanging="440"/>
+      </w:pPr>
+    </w:lvl>
+    <w:lvl w:ilvl="5" w:tplc="0409001B" w:tentative="1">
+      <w:start w:val="1"/>
+      <w:numFmt w:val="lowerRoman"/>
+      <w:lvlText w:val="%6."/>
+      <w:lvlJc w:val="right"/>
+      <w:pPr>
+        <w:ind w:left="2740" w:hanging="440"/>
+      </w:pPr>
+    </w:lvl>
+    <w:lvl w:ilvl="6" w:tplc="0409000F" w:tentative="1">
+      <w:start w:val="1"/>
+      <w:numFmt w:val="decimal"/>
+      <w:lvlText w:val="%7."/>
+      <w:lvlJc w:val="left"/>
+      <w:pPr>
+        <w:ind w:left="3180" w:hanging="440"/>
+      </w:pPr>
+    </w:lvl>
+    <w:lvl w:ilvl="7" w:tplc="04090019" w:tentative="1">
+      <w:start w:val="1"/>
+      <w:numFmt w:val="upperLetter"/>
+      <w:lvlText w:val="%8."/>
+      <w:lvlJc w:val="left"/>
+      <w:pPr>
+        <w:ind w:left="3620" w:hanging="440"/>
+      </w:pPr>
+    </w:lvl>
+    <w:lvl w:ilvl="8" w:tplc="0409001B" w:tentative="1">
+      <w:start w:val="1"/>
+      <w:numFmt w:val="lowerRoman"/>
+      <w:lvlText w:val="%9."/>
+      <w:lvlJc w:val="right"/>
+      <w:pPr>
+        <w:ind w:left="4060" w:hanging="440"/>
+      </w:pPr>
+    </w:lvl>
+  </w:abstractNum>
+  <w:abstractNum w:abstractNumId="5" w15:restartNumberingAfterBreak="0">
+    <w:nsid w:val="557F1FB1"/>
+    <w:multiLevelType w:val="hybridMultilevel"/>
+    <w:tmpl w:val="D6229626"/>
+    <w:lvl w:ilvl="0" w:tplc="CB7A8E84">
+      <w:start w:val="1"/>
+      <w:numFmt w:val="decimal"/>
+      <w:lvlText w:val="%1."/>
+      <w:lvlJc w:val="left"/>
+      <w:pPr>
+        <w:ind w:left="800" w:hanging="360"/>
+      </w:pPr>
+      <w:rPr>
+        <w:rFonts w:hint="default"/>
+      </w:rPr>
+    </w:lvl>
+    <w:lvl w:ilvl="1" w:tplc="04090019" w:tentative="1">
+      <w:start w:val="1"/>
+      <w:numFmt w:val="upperLetter"/>
+      <w:lvlText w:val="%2."/>
+      <w:lvlJc w:val="left"/>
+      <w:pPr>
+        <w:ind w:left="1320" w:hanging="440"/>
+      </w:pPr>
+    </w:lvl>
+    <w:lvl w:ilvl="2" w:tplc="0409001B" w:tentative="1">
+      <w:start w:val="1"/>
+      <w:numFmt w:val="lowerRoman"/>
+      <w:lvlText w:val="%3."/>
+      <w:lvlJc w:val="right"/>
+      <w:pPr>
+        <w:ind w:left="1760" w:hanging="440"/>
+      </w:pPr>
+    </w:lvl>
+    <w:lvl w:ilvl="3" w:tplc="0409000F" w:tentative="1">
+      <w:start w:val="1"/>
+      <w:numFmt w:val="decimal"/>
+      <w:lvlText w:val="%4."/>
+      <w:lvlJc w:val="left"/>
+      <w:pPr>
+        <w:ind w:left="2200" w:hanging="440"/>
+      </w:pPr>
+    </w:lvl>
+    <w:lvl w:ilvl="4" w:tplc="04090019" w:tentative="1">
+      <w:start w:val="1"/>
+      <w:numFmt w:val="upperLetter"/>
+      <w:lvlText w:val="%5."/>
+      <w:lvlJc w:val="left"/>
+      <w:pPr>
+        <w:ind w:left="2640" w:hanging="440"/>
+      </w:pPr>
+    </w:lvl>
+    <w:lvl w:ilvl="5" w:tplc="0409001B" w:tentative="1">
+      <w:start w:val="1"/>
+      <w:numFmt w:val="lowerRoman"/>
+      <w:lvlText w:val="%6."/>
+      <w:lvlJc w:val="right"/>
+      <w:pPr>
+        <w:ind w:left="3080" w:hanging="440"/>
+      </w:pPr>
+    </w:lvl>
+    <w:lvl w:ilvl="6" w:tplc="0409000F" w:tentative="1">
+      <w:start w:val="1"/>
+      <w:numFmt w:val="decimal"/>
+      <w:lvlText w:val="%7."/>
+      <w:lvlJc w:val="left"/>
+      <w:pPr>
+        <w:ind w:left="3520" w:hanging="440"/>
+      </w:pPr>
+    </w:lvl>
+    <w:lvl w:ilvl="7" w:tplc="04090019" w:tentative="1">
+      <w:start w:val="1"/>
+      <w:numFmt w:val="upperLetter"/>
+      <w:lvlText w:val="%8."/>
+      <w:lvlJc w:val="left"/>
+      <w:pPr>
+        <w:ind w:left="3960" w:hanging="440"/>
+      </w:pPr>
+    </w:lvl>
+    <w:lvl w:ilvl="8" w:tplc="0409001B" w:tentative="1">
+      <w:start w:val="1"/>
+      <w:numFmt w:val="lowerRoman"/>
+      <w:lvlText w:val="%9."/>
+      <w:lvlJc w:val="right"/>
+      <w:pPr>
+        <w:ind w:left="4400" w:hanging="440"/>
+      </w:pPr>
+    </w:lvl>
+  </w:abstractNum>
   <w:num w:numId="1" w16cid:durableId="127865914">
+    <w:abstractNumId w:val="1"/>
+  </w:num>
+  <w:num w:numId="2" w16cid:durableId="1587878626">
     <w:abstractNumId w:val="0"/>
+  </w:num>
+  <w:num w:numId="3" w16cid:durableId="252396990">
+    <w:abstractNumId w:val="2"/>
+  </w:num>
+  <w:num w:numId="4" w16cid:durableId="1683623305">
+    <w:abstractNumId w:val="5"/>
+  </w:num>
+  <w:num w:numId="5" w16cid:durableId="2133286673">
+    <w:abstractNumId w:val="4"/>
+  </w:num>
+  <w:num w:numId="6" w16cid:durableId="502861580">
+    <w:abstractNumId w:val="3"/>
   </w:num>
 </w:numbering>
 </file>
